--- a/policies/build/masters/MOM.3_v2_master.docx
+++ b/policies/build/masters/MOM.3_v2_master.docx
@@ -11,40 +11,25 @@
         <w:rPr>
           <w:b/>
           <w:bCs/>
+          <w:sz w:val="28"/>
+          <w:szCs w:val="28"/>
+        </w:rPr>
+        <w:t>Policy on Medications Are Prescribed Safely and Rationally</w:t>
+      </w:r>
+    </w:p>
+    <w:p>
+      <w:pPr>
+        <w:spacing w:after="60"/>
+        <w:jc w:val="center"/>
+      </w:pPr>
+      <w:r>
+        <w:rPr>
+          <w:b/>
+          <w:bCs/>
           <w:sz w:val="32"/>
           <w:szCs w:val="32"/>
         </w:rPr>
         <w:t xml:space="preserve">«Hospital Name»</w:t>
-      </w:r>
-    </w:p>
-    <w:p>
-      <w:pPr>
-        <w:spacing w:after="60"/>
-        <w:jc w:val="center"/>
-      </w:pPr>
-      <w:r>
-        <w:rPr>
-          <w:b/>
-          <w:bCs/>
-          <w:sz w:val="28"/>
-          <w:szCs w:val="28"/>
-        </w:rPr>
-        <w:t xml:space="preserve">Medications Are Prescribed Safely and Rationally</w:t>
-      </w:r>
-    </w:p>
-    <w:p>
-      <w:pPr>
-        <w:spacing w:after="240"/>
-        <w:jc w:val="center"/>
-      </w:pPr>
-      <w:r>
-        <w:rPr>
-          <w:i/>
-          <w:iCs/>
-          <w:sz w:val="20"/>
-          <w:szCs w:val="20"/>
-        </w:rPr>
-        <w:t xml:space="preserve">Rational prescribing, allergy checks, verbal orders, audit and reconciliation.</w:t>
       </w:r>
     </w:p>
     <w:p>
@@ -2486,192 +2471,6 @@
         <w:t xml:space="preserve">The Nursing Superintendent holds signed acknowledgements with the induction record.</w:t>
       </w:r>
     </w:p>
-    <w:p>
-      <w:pPr>
-        <w:pStyle w:val="Heading1"/>
-        <w:spacing w:after="120" w:before="280"/>
-      </w:pPr>
-      <w:r>
-        <w:t xml:space="preserve">9. References</w:t>
-      </w:r>
-    </w:p>
-    <w:p>
-      <w:pPr>
-        <w:pStyle w:val="ListParagraph"/>
-        <w:numPr>
-          <w:ilvl w:val="0"/>
-          <w:numId w:val="1"/>
-        </w:numPr>
-        <w:spacing w:after="60"/>
-      </w:pPr>
-      <w:r>
-        <w:rPr>
-          <w:sz w:val="22"/>
-          <w:szCs w:val="22"/>
-        </w:rPr>
-        <w:t xml:space="preserve">National Accreditation Board for Hospitals and Healthcare Providers (NABH), Standards for Small Healthcare Organisations, 3rd Edition — Management of Medication chapter, standard MOM.3.</w:t>
-      </w:r>
-    </w:p>
-    <w:p>
-      <w:pPr>
-        <w:pStyle w:val="ListParagraph"/>
-        <w:numPr>
-          <w:ilvl w:val="0"/>
-          <w:numId w:val="1"/>
-        </w:numPr>
-        <w:spacing w:after="60"/>
-      </w:pPr>
-      <w:r>
-        <w:rPr>
-          <w:sz w:val="22"/>
-          <w:szCs w:val="22"/>
-        </w:rPr>
-        <w:t xml:space="preserve">Drugs and Cosmetics Act, 1940 and the Drugs and Cosmetics Rules, 1945 — prescription requirements.</w:t>
-      </w:r>
-    </w:p>
-    <w:p>
-      <w:pPr>
-        <w:pStyle w:val="ListParagraph"/>
-        <w:numPr>
-          <w:ilvl w:val="0"/>
-          <w:numId w:val="1"/>
-        </w:numPr>
-        <w:spacing w:after="60"/>
-      </w:pPr>
-      <w:r>
-        <w:rPr>
-          <w:sz w:val="22"/>
-          <w:szCs w:val="22"/>
-        </w:rPr>
-        <w:t xml:space="preserve">WHO Guide to Good Prescribing — rational prescribing framework.</w:t>
-      </w:r>
-    </w:p>
-    <w:p>
-      <w:pPr>
-        <w:pStyle w:val="ListParagraph"/>
-        <w:numPr>
-          <w:ilvl w:val="0"/>
-          <w:numId w:val="1"/>
-        </w:numPr>
-        <w:spacing w:after="60"/>
-      </w:pPr>
-      <w:r>
-        <w:rPr>
-          <w:sz w:val="22"/>
-          <w:szCs w:val="22"/>
-        </w:rPr>
-        <w:t xml:space="preserve">Internal documents of «Hospital Name»: formulary (MOM.1); prescription audit reports; allergy documentation; medication reconciliation forms; MOM.7 adverse-event reports.</w:t>
-      </w:r>
-    </w:p>
-    <w:p>
-      <w:pPr>
-        <w:pStyle w:val="Heading1"/>
-        <w:spacing w:after="120" w:before="280"/>
-      </w:pPr>
-      <w:r>
-        <w:t xml:space="preserve">10. Distribution</w:t>
-      </w:r>
-    </w:p>
-    <w:p>
-      <w:pPr>
-        <w:spacing w:after="140"/>
-      </w:pPr>
-      <w:r>
-        <w:rPr>
-          <w:sz w:val="22"/>
-          <w:szCs w:val="22"/>
-        </w:rPr>
-        <w:t xml:space="preserve">Official master copy: office of the Medical Superintendent, «Hospital Name», with the Pharmacy In-Charge and the Quality Coordinator.</w:t>
-      </w:r>
-    </w:p>
-    <w:p>
-      <w:pPr>
-        <w:spacing w:after="140"/>
-      </w:pPr>
-      <w:r>
-        <w:rPr>
-          <w:sz w:val="22"/>
-          <w:szCs w:val="22"/>
-        </w:rPr>
-        <w:t xml:space="preserve">Copies issued to: pharmacy; every in-patient ward; out-patient clinics; emergency room; nursing administration.</w:t>
-      </w:r>
-    </w:p>
-    <w:p>
-      <w:pPr>
-        <w:spacing w:after="140"/>
-      </w:pPr>
-      <w:r>
-        <w:rPr>
-          <w:sz w:val="22"/>
-          <w:szCs w:val="22"/>
-        </w:rPr>
-        <w:t xml:space="preserve">The current version is available to all staff at the «pharmacy counter policy file» and, if the hospital keeps an intranet, at «staff intranet / policies».</w:t>
-      </w:r>
-    </w:p>
-    <w:p>
-      <w:pPr>
-        <w:spacing w:after="140"/>
-      </w:pPr>
-      <w:r>
-        <w:rPr>
-          <w:sz w:val="22"/>
-          <w:szCs w:val="22"/>
-        </w:rPr>
-        <w:t xml:space="preserve">When a new version is issued, take old copies out of use.</w:t>
-      </w:r>
-    </w:p>
-    <w:p>
-      <w:pPr>
-        <w:pStyle w:val="Heading1"/>
-        <w:spacing w:after="120" w:before="280"/>
-      </w:pPr>
-      <w:r>
-        <w:t xml:space="preserve">11. Abbreviations</w:t>
-      </w:r>
-    </w:p>
-    <w:p>
-      <w:pPr>
-        <w:spacing w:after="140"/>
-      </w:pPr>
-      <w:r>
-        <w:rPr>
-          <w:sz w:val="22"/>
-          <w:szCs w:val="22"/>
-        </w:rPr>
-        <w:t xml:space="preserve">AAC — Access, Assessment and Continuity of Care (NABH SHCO chapter 5)
-CAPA — corrective and preventive action
-LASA — look-alike sound-alike
-MOM — Management of Medication (NABH SHCO chapter 7)
-NABH — National Accreditation Board for Hospitals and Healthcare Providers
-OE — objective element
-PSQ — Patient Safety and Quality Improvement (NABH SHCO chapter 3)
-SHCO — Standards for Small Healthcare Organisations
-WHO — World Health Organization</w:t>
-      </w:r>
-    </w:p>
-    <w:p>
-      <w:pPr>
-        <w:pStyle w:val="Heading1"/>
-        <w:spacing w:after="120" w:before="280"/>
-      </w:pPr>
-      <w:r>
-        <w:t xml:space="preserve">12. Traceability to NABH SHCO 3rd Edition MOM.3</w:t>
-      </w:r>
-    </w:p>
-    <w:p>
-      <w:pPr>
-        <w:spacing w:after="120"/>
-      </w:pPr>
-      <w:r>
-        <w:rPr>
-          <w:i/>
-          <w:iCs/>
-          <w:sz w:val="20"/>
-          <w:szCs w:val="20"/>
-        </w:rPr>
-        <w:t xml:space="preserve">This table is an index. It is not how the policy is organised.</w:t>
-      </w:r>
-    </w:p>
     <w:tbl>
       <w:tblPr>
         <w:tblW w:type="pct" w:w="100%"/>
@@ -3511,7 +3310,93 @@
         <w:spacing w:after="120" w:before="280"/>
       </w:pPr>
       <w:r>
-        <w:t xml:space="preserve">13. Required Records / Evidence Checklist</w:t>
+        <w:t>9. Distribution</w:t>
+      </w:r>
+    </w:p>
+    <w:p>
+      <w:pPr>
+        <w:spacing w:after="140"/>
+      </w:pPr>
+      <w:r>
+        <w:rPr>
+          <w:sz w:val="22"/>
+          <w:szCs w:val="22"/>
+        </w:rPr>
+        <w:t xml:space="preserve">Official master copy: office of the Medical Superintendent, «Hospital Name», with the Pharmacy In-Charge and the Quality Coordinator.</w:t>
+      </w:r>
+    </w:p>
+    <w:p>
+      <w:pPr>
+        <w:spacing w:after="140"/>
+      </w:pPr>
+      <w:r>
+        <w:rPr>
+          <w:sz w:val="22"/>
+          <w:szCs w:val="22"/>
+        </w:rPr>
+        <w:t xml:space="preserve">Copies issued to: pharmacy; every in-patient ward; out-patient clinics; emergency room; nursing administration.</w:t>
+      </w:r>
+    </w:p>
+    <w:p>
+      <w:pPr>
+        <w:spacing w:after="140"/>
+      </w:pPr>
+      <w:r>
+        <w:rPr>
+          <w:sz w:val="22"/>
+          <w:szCs w:val="22"/>
+        </w:rPr>
+        <w:t xml:space="preserve">The current version is available to all staff at the «pharmacy counter policy file» and, if the hospital keeps an intranet, at «staff intranet / policies».</w:t>
+      </w:r>
+    </w:p>
+    <w:p>
+      <w:pPr>
+        <w:spacing w:after="140"/>
+      </w:pPr>
+      <w:r>
+        <w:rPr>
+          <w:sz w:val="22"/>
+          <w:szCs w:val="22"/>
+        </w:rPr>
+        <w:t xml:space="preserve">When a new version is issued, take old copies out of use.</w:t>
+      </w:r>
+    </w:p>
+    <w:p>
+      <w:pPr>
+        <w:pStyle w:val="Heading1"/>
+        <w:spacing w:after="120" w:before="280"/>
+      </w:pPr>
+      <w:r>
+        <w:t>10. Abbreviations</w:t>
+      </w:r>
+    </w:p>
+    <w:p>
+      <w:pPr>
+        <w:spacing w:after="140"/>
+      </w:pPr>
+      <w:r>
+        <w:rPr>
+          <w:sz w:val="22"/>
+          <w:szCs w:val="22"/>
+        </w:rPr>
+        <w:t xml:space="preserve">AAC — Access, Assessment and Continuity of Care (NABH SHCO chapter 5)
+CAPA — corrective and preventive action
+LASA — look-alike sound-alike
+MOM — Management of Medication (NABH SHCO chapter 7)
+NABH — National Accreditation Board for Hospitals and Healthcare Providers
+OE — objective element
+PSQ — Patient Safety and Quality Improvement (NABH SHCO chapter 3)
+SHCO — Standards for Small Healthcare Organisations
+WHO — World Health Organization</w:t>
+      </w:r>
+    </w:p>
+    <w:p>
+      <w:pPr>
+        <w:pStyle w:val="Heading1"/>
+        <w:spacing w:after="120" w:before="280"/>
+      </w:pPr>
+      <w:r>
+        <w:t>11. Traceability to NABH SHCO 3rd Edition MOM.3</w:t>
       </w:r>
     </w:p>
     <w:p>
@@ -3525,6 +3410,29 @@
           <w:sz w:val="20"/>
           <w:szCs w:val="20"/>
         </w:rPr>
+        <w:t xml:space="preserve">This table is an index. It is not how the policy is organised.</w:t>
+      </w:r>
+    </w:p>
+    <w:p>
+      <w:pPr>
+        <w:pStyle w:val="Heading1"/>
+        <w:spacing w:after="120" w:before="280"/>
+      </w:pPr>
+      <w:r>
+        <w:t>12. Required Records / Evidence Checklist</w:t>
+      </w:r>
+    </w:p>
+    <w:p>
+      <w:pPr>
+        <w:spacing w:after="120"/>
+      </w:pPr>
+      <w:r>
+        <w:rPr>
+          <w:i/>
+          <w:iCs/>
+          <w:sz w:val="20"/>
+          <w:szCs w:val="20"/>
+        </w:rPr>
         <w:t xml:space="preserve">Records the hospital holds under this policy, listed by objective element.</w:t>
       </w:r>
     </w:p>
@@ -4023,6 +3931,83 @@
           <w:szCs w:val="22"/>
         </w:rPr>
         <w:t xml:space="preserve">Discharge summary with reconciled medication list.</w:t>
+      </w:r>
+    </w:p>
+    <w:p>
+      <w:pPr>
+        <w:pStyle w:val="Heading1"/>
+        <w:spacing w:after="120" w:before="280"/>
+      </w:pPr>
+      <w:r>
+        <w:t>13. References</w:t>
+      </w:r>
+    </w:p>
+    <w:p>
+      <w:pPr>
+        <w:pStyle w:val="ListParagraph"/>
+        <w:numPr>
+          <w:ilvl w:val="0"/>
+          <w:numId w:val="1"/>
+        </w:numPr>
+        <w:spacing w:after="60"/>
+      </w:pPr>
+      <w:r>
+        <w:rPr>
+          <w:sz w:val="22"/>
+          <w:szCs w:val="22"/>
+        </w:rPr>
+        <w:t xml:space="preserve">National Accreditation Board for Hospitals and Healthcare Providers (NABH), Standards for Small Healthcare Organisations, 3rd Edition — Management of Medication chapter, standard MOM.3.</w:t>
+      </w:r>
+    </w:p>
+    <w:p>
+      <w:pPr>
+        <w:pStyle w:val="ListParagraph"/>
+        <w:numPr>
+          <w:ilvl w:val="0"/>
+          <w:numId w:val="1"/>
+        </w:numPr>
+        <w:spacing w:after="60"/>
+      </w:pPr>
+      <w:r>
+        <w:rPr>
+          <w:sz w:val="22"/>
+          <w:szCs w:val="22"/>
+        </w:rPr>
+        <w:t xml:space="preserve">Drugs and Cosmetics Act, 1940 and the Drugs and Cosmetics Rules, 1945 — prescription requirements.</w:t>
+      </w:r>
+    </w:p>
+    <w:p>
+      <w:pPr>
+        <w:pStyle w:val="ListParagraph"/>
+        <w:numPr>
+          <w:ilvl w:val="0"/>
+          <w:numId w:val="1"/>
+        </w:numPr>
+        <w:spacing w:after="60"/>
+      </w:pPr>
+      <w:r>
+        <w:rPr>
+          <w:sz w:val="22"/>
+          <w:szCs w:val="22"/>
+        </w:rPr>
+        <w:t xml:space="preserve">WHO Guide to Good Prescribing — rational prescribing framework.</w:t>
+      </w:r>
+    </w:p>
+    <w:p>
+      <w:pPr>
+        <w:pStyle w:val="ListParagraph"/>
+        <w:numPr>
+          <w:ilvl w:val="0"/>
+          <w:numId w:val="1"/>
+        </w:numPr>
+        <w:spacing w:after="60"/>
+      </w:pPr>
+      <w:r>
+        <w:rPr>
+          <w:sz w:val="22"/>
+          <w:szCs w:val="22"/>
+        </w:rPr>
+        <w:t xml:space="preserve">Internal documents of «Hospital Name»: formulary (MOM.1); prescription audit reports; allergy documentation; medication reconciliation forms; MOM.7 adverse-event reports.</w:t>
       </w:r>
     </w:p>
     <w:p>
@@ -4147,7 +4132,7 @@
         <w:sz w:val="16"/>
         <w:szCs w:val="16"/>
       </w:rPr>
-      <w:t xml:space="preserve">«Hospital Name»  |  MOM/POL/03  |  Controlled document  |  Medications Are Prescribed Safely and Rationally</w:t>
+      <w:t>«Hospital Name»  |  MOM/POL/03  |  Controlled document  |  Policy on Medications Are Prescribed Safely and Rationally</w:t>
     </w:r>
   </w:p>
 </w:ftr>

--- a/policies/build/masters/MOM.3_v2_master.docx
+++ b/policies/build/masters/MOM.3_v2_master.docx
@@ -1247,7 +1247,7 @@
           <w:sz w:val="22"/>
           <w:szCs w:val="22"/>
         </w:rPr>
-        <w:t xml:space="preserve">Actions are tracked to closure. Root-cause analysis is required when the same prescribing defect recurs within six months. Findings that relate to adverse events also feed into MOM.7 and PSQ.5.</w:t>
+        <w:t>Actions are tracked to closure. Root-cause analysis is required when the same prescribing defect recurs; the organisation's defined recurrence threshold applies, as documented in the hospital's Root Cause Analysis procedure. Findings that relate to adverse events also feed into MOM.7 and PSQ.5.</w:t>
       </w:r>
     </w:p>
     <w:p>
@@ -1652,7 +1652,7 @@
           <w:sz w:val="22"/>
           <w:szCs w:val="22"/>
         </w:rPr>
-        <w:t xml:space="preserve">Root-cause analysis is required when the same prescribing defect recurs within six months.</w:t>
+        <w:t>Root-cause analysis is required when the same prescribing defect recurs; the organisation's defined recurrence threshold applies, as documented in the hospital's Root Cause Analysis procedure.</w:t>
       </w:r>
     </w:p>
     <w:p>

--- a/policies/build/masters/MOM.3_v2_master.docx
+++ b/policies/build/masters/MOM.3_v2_master.docx
@@ -2488,6 +2488,7 @@
         <w:gridCol w:w="100"/>
         <w:gridCol w:w="100"/>
         <w:gridCol w:w="100"/>
+        <w:gridCol w:w="100"/>
       </w:tblGrid>
       <w:tr>
         <w:tc>
@@ -2515,6 +2516,26 @@
         </w:tc>
         <w:tc>
           <w:tcPr>
+            <w:tcW w:type="pct" w:w="12%"/>
+            <w:tcBorders>
+              <w:top w:val="single" w:color="999999" w:sz="4"/>
+              <w:left w:val="single" w:color="999999" w:sz="4"/>
+              <w:bottom w:val="single" w:color="999999" w:sz="4"/>
+              <w:right w:val="single" w:color="999999" w:sz="4"/>
+            </w:tcBorders>
+            <w:shd w:fill="E8E8E8" w:val="clear"/>
+          </w:tcPr>
+          <w:p>
+            <w:r>
+              <w:rPr>
+                <w:b/>
+              </w:rPr>
+              <w:t>Level</w:t>
+            </w:r>
+          </w:p>
+        </w:tc>
+        <w:tc>
+          <w:tcPr>
             <w:tcW w:type="pct" w:w="32%"/>
             <w:tcBorders>
               <w:top w:val="single" w:color="999999" w:sz="4"/>
@@ -2608,6 +2629,22 @@
         </w:tc>
         <w:tc>
           <w:tcPr>
+            <w:tcW w:type="pct" w:w="12%"/>
+            <w:tcBorders>
+              <w:top w:val="single" w:color="999999" w:sz="4"/>
+              <w:left w:val="single" w:color="999999" w:sz="4"/>
+              <w:bottom w:val="single" w:color="999999" w:sz="4"/>
+              <w:right w:val="single" w:color="999999" w:sz="4"/>
+            </w:tcBorders>
+          </w:tcPr>
+          <w:p>
+            <w:r>
+              <w:t>Commitment*</w:t>
+            </w:r>
+          </w:p>
+        </w:tc>
+        <w:tc>
+          <w:tcPr>
             <w:tcW w:type="pct" w:w="32%"/>
             <w:tcBorders>
               <w:top w:val="single" w:color="999999" w:sz="4"/>
@@ -2698,6 +2735,22 @@
         </w:tc>
         <w:tc>
           <w:tcPr>
+            <w:tcW w:type="pct" w:w="12%"/>
+            <w:tcBorders>
+              <w:top w:val="single" w:color="999999" w:sz="4"/>
+              <w:left w:val="single" w:color="999999" w:sz="4"/>
+              <w:bottom w:val="single" w:color="999999" w:sz="4"/>
+              <w:right w:val="single" w:color="999999" w:sz="4"/>
+            </w:tcBorders>
+          </w:tcPr>
+          <w:p>
+            <w:r>
+              <w:t>CORE*</w:t>
+            </w:r>
+          </w:p>
+        </w:tc>
+        <w:tc>
+          <w:tcPr>
             <w:tcW w:type="pct" w:w="32%"/>
             <w:tcBorders>
               <w:top w:val="single" w:color="999999" w:sz="4"/>
@@ -2788,6 +2841,22 @@
         </w:tc>
         <w:tc>
           <w:tcPr>
+            <w:tcW w:type="pct" w:w="12%"/>
+            <w:tcBorders>
+              <w:top w:val="single" w:color="999999" w:sz="4"/>
+              <w:left w:val="single" w:color="999999" w:sz="4"/>
+              <w:bottom w:val="single" w:color="999999" w:sz="4"/>
+              <w:right w:val="single" w:color="999999" w:sz="4"/>
+            </w:tcBorders>
+          </w:tcPr>
+          <w:p>
+            <w:r>
+              <w:t>Commitment</w:t>
+            </w:r>
+          </w:p>
+        </w:tc>
+        <w:tc>
+          <w:tcPr>
             <w:tcW w:type="pct" w:w="32%"/>
             <w:tcBorders>
               <w:top w:val="single" w:color="999999" w:sz="4"/>
@@ -2878,6 +2947,22 @@
         </w:tc>
         <w:tc>
           <w:tcPr>
+            <w:tcW w:type="pct" w:w="12%"/>
+            <w:tcBorders>
+              <w:top w:val="single" w:color="999999" w:sz="4"/>
+              <w:left w:val="single" w:color="999999" w:sz="4"/>
+              <w:bottom w:val="single" w:color="999999" w:sz="4"/>
+              <w:right w:val="single" w:color="999999" w:sz="4"/>
+            </w:tcBorders>
+          </w:tcPr>
+          <w:p>
+            <w:r>
+              <w:t>Excellence</w:t>
+            </w:r>
+          </w:p>
+        </w:tc>
+        <w:tc>
+          <w:tcPr>
             <w:tcW w:type="pct" w:w="32%"/>
             <w:tcBorders>
               <w:top w:val="single" w:color="999999" w:sz="4"/>
@@ -2968,6 +3053,22 @@
         </w:tc>
         <w:tc>
           <w:tcPr>
+            <w:tcW w:type="pct" w:w="12%"/>
+            <w:tcBorders>
+              <w:top w:val="single" w:color="999999" w:sz="4"/>
+              <w:left w:val="single" w:color="999999" w:sz="4"/>
+              <w:bottom w:val="single" w:color="999999" w:sz="4"/>
+              <w:right w:val="single" w:color="999999" w:sz="4"/>
+            </w:tcBorders>
+          </w:tcPr>
+          <w:p>
+            <w:r>
+              <w:t>CORE*</w:t>
+            </w:r>
+          </w:p>
+        </w:tc>
+        <w:tc>
+          <w:tcPr>
             <w:tcW w:type="pct" w:w="32%"/>
             <w:tcBorders>
               <w:top w:val="single" w:color="999999" w:sz="4"/>
@@ -3058,6 +3159,22 @@
         </w:tc>
         <w:tc>
           <w:tcPr>
+            <w:tcW w:type="pct" w:w="12%"/>
+            <w:tcBorders>
+              <w:top w:val="single" w:color="999999" w:sz="4"/>
+              <w:left w:val="single" w:color="999999" w:sz="4"/>
+              <w:bottom w:val="single" w:color="999999" w:sz="4"/>
+              <w:right w:val="single" w:color="999999" w:sz="4"/>
+            </w:tcBorders>
+          </w:tcPr>
+          <w:p>
+            <w:r>
+              <w:t>Achievement</w:t>
+            </w:r>
+          </w:p>
+        </w:tc>
+        <w:tc>
+          <w:tcPr>
             <w:tcW w:type="pct" w:w="32%"/>
             <w:tcBorders>
               <w:top w:val="single" w:color="999999" w:sz="4"/>
@@ -3148,6 +3265,22 @@
         </w:tc>
         <w:tc>
           <w:tcPr>
+            <w:tcW w:type="pct" w:w="12%"/>
+            <w:tcBorders>
+              <w:top w:val="single" w:color="999999" w:sz="4"/>
+              <w:left w:val="single" w:color="999999" w:sz="4"/>
+              <w:bottom w:val="single" w:color="999999" w:sz="4"/>
+              <w:right w:val="single" w:color="999999" w:sz="4"/>
+            </w:tcBorders>
+          </w:tcPr>
+          <w:p>
+            <w:r>
+              <w:t>Achievement</w:t>
+            </w:r>
+          </w:p>
+        </w:tc>
+        <w:tc>
+          <w:tcPr>
             <w:tcW w:type="pct" w:w="32%"/>
             <w:tcBorders>
               <w:top w:val="single" w:color="999999" w:sz="4"/>
@@ -3238,6 +3371,22 @@
         </w:tc>
         <w:tc>
           <w:tcPr>
+            <w:tcW w:type="pct" w:w="12%"/>
+            <w:tcBorders>
+              <w:top w:val="single" w:color="999999" w:sz="4"/>
+              <w:left w:val="single" w:color="999999" w:sz="4"/>
+              <w:bottom w:val="single" w:color="999999" w:sz="4"/>
+              <w:right w:val="single" w:color="999999" w:sz="4"/>
+            </w:tcBorders>
+          </w:tcPr>
+          <w:p>
+            <w:r>
+              <w:t>CORE</w:t>
+            </w:r>
+          </w:p>
+        </w:tc>
+        <w:tc>
+          <w:tcPr>
             <w:tcW w:type="pct" w:w="32%"/>
             <w:tcBorders>
               <w:top w:val="single" w:color="999999" w:sz="4"/>
@@ -3370,26 +3519,443 @@
         <w:t>10. Abbreviations</w:t>
       </w:r>
     </w:p>
-    <w:p>
-      <w:pPr>
-        <w:spacing w:after="140"/>
-      </w:pPr>
-      <w:r>
-        <w:rPr>
-          <w:sz w:val="22"/>
-          <w:szCs w:val="22"/>
-        </w:rPr>
-        <w:t xml:space="preserve">AAC — Access, Assessment and Continuity of Care (NABH SHCO chapter 5)
-CAPA — corrective and preventive action
-LASA — look-alike sound-alike
-MOM — Management of Medication (NABH SHCO chapter 7)
-NABH — National Accreditation Board for Hospitals and Healthcare Providers
-OE — objective element
-PSQ — Patient Safety and Quality Improvement (NABH SHCO chapter 3)
-SHCO — Standards for Small Healthcare Organisations
-WHO — World Health Organization</w:t>
-      </w:r>
-    </w:p>
+    <w:tbl>
+      <w:tblPr>
+        <w:tblW w:type="pct" w:w="100%"/>
+        <w:tblBorders>
+          <w:top w:val="single" w:color="auto" w:sz="4"/>
+          <w:left w:val="single" w:color="auto" w:sz="4"/>
+          <w:bottom w:val="single" w:color="auto" w:sz="4"/>
+          <w:right w:val="single" w:color="auto" w:sz="4"/>
+          <w:insideH w:val="single" w:color="auto" w:sz="4"/>
+          <w:insideV w:val="single" w:color="auto" w:sz="4"/>
+        </w:tblBorders>
+      </w:tblPr>
+      <w:tblGrid>
+        <w:gridCol w:w="100"/>
+        <w:gridCol w:w="100"/>
+      </w:tblGrid>
+      <w:tr>
+        <w:tc>
+          <w:tcPr>
+            <w:tcW w:type="pct" w:w="22%"/>
+            <w:tcBorders>
+              <w:top w:val="single" w:color="999999" w:sz="4"/>
+              <w:left w:val="single" w:color="999999" w:sz="4"/>
+              <w:bottom w:val="single" w:color="999999" w:sz="4"/>
+              <w:right w:val="single" w:color="999999" w:sz="4"/>
+            </w:tcBorders>
+            <w:shd w:fill="E8E8E8" w:val="clear"/>
+          </w:tcPr>
+          <w:p>
+            <w:r>
+              <w:rPr>
+                <w:b/>
+              </w:rPr>
+              <w:t>Abbreviation</w:t>
+            </w:r>
+          </w:p>
+        </w:tc>
+        <w:tc>
+          <w:tcPr>
+            <w:tcW w:type="pct" w:w="22%"/>
+            <w:tcBorders>
+              <w:top w:val="single" w:color="999999" w:sz="4"/>
+              <w:left w:val="single" w:color="999999" w:sz="4"/>
+              <w:bottom w:val="single" w:color="999999" w:sz="4"/>
+              <w:right w:val="single" w:color="999999" w:sz="4"/>
+            </w:tcBorders>
+            <w:shd w:fill="E8E8E8" w:val="clear"/>
+          </w:tcPr>
+          <w:p>
+            <w:r>
+              <w:rPr>
+                <w:b/>
+              </w:rPr>
+              <w:t>Meaning</w:t>
+            </w:r>
+          </w:p>
+        </w:tc>
+      </w:tr>
+      <w:tr>
+        <w:tc>
+          <w:tcPr>
+            <w:tcW w:type="pct" w:w="22%"/>
+            <w:tcBorders>
+              <w:top w:val="single" w:color="999999" w:sz="4"/>
+              <w:left w:val="single" w:color="999999" w:sz="4"/>
+              <w:bottom w:val="single" w:color="999999" w:sz="4"/>
+              <w:right w:val="single" w:color="999999" w:sz="4"/>
+            </w:tcBorders>
+            <w:shd w:fill="E8E8E8" w:val="clear"/>
+          </w:tcPr>
+          <w:p>
+            <w:r>
+              <w:rPr>
+                <w:b w:val="0"/>
+              </w:rPr>
+              <w:t>AAC</w:t>
+            </w:r>
+          </w:p>
+        </w:tc>
+        <w:tc>
+          <w:tcPr>
+            <w:tcW w:type="pct" w:w="22%"/>
+            <w:tcBorders>
+              <w:top w:val="single" w:color="999999" w:sz="4"/>
+              <w:left w:val="single" w:color="999999" w:sz="4"/>
+              <w:bottom w:val="single" w:color="999999" w:sz="4"/>
+              <w:right w:val="single" w:color="999999" w:sz="4"/>
+            </w:tcBorders>
+            <w:shd w:fill="E8E8E8" w:val="clear"/>
+          </w:tcPr>
+          <w:p>
+            <w:r>
+              <w:rPr>
+                <w:b w:val="0"/>
+              </w:rPr>
+              <w:t>Access, Assessment and Continuity of Care (NABH SHCO chapter 5)</w:t>
+            </w:r>
+          </w:p>
+        </w:tc>
+      </w:tr>
+      <w:tr>
+        <w:tc>
+          <w:tcPr>
+            <w:tcW w:type="pct" w:w="22%"/>
+            <w:tcBorders>
+              <w:top w:val="single" w:color="999999" w:sz="4"/>
+              <w:left w:val="single" w:color="999999" w:sz="4"/>
+              <w:bottom w:val="single" w:color="999999" w:sz="4"/>
+              <w:right w:val="single" w:color="999999" w:sz="4"/>
+            </w:tcBorders>
+            <w:shd w:fill="E8E8E8" w:val="clear"/>
+          </w:tcPr>
+          <w:p>
+            <w:r>
+              <w:rPr>
+                <w:b w:val="0"/>
+              </w:rPr>
+              <w:t>CAPA</w:t>
+            </w:r>
+          </w:p>
+        </w:tc>
+        <w:tc>
+          <w:tcPr>
+            <w:tcW w:type="pct" w:w="22%"/>
+            <w:tcBorders>
+              <w:top w:val="single" w:color="999999" w:sz="4"/>
+              <w:left w:val="single" w:color="999999" w:sz="4"/>
+              <w:bottom w:val="single" w:color="999999" w:sz="4"/>
+              <w:right w:val="single" w:color="999999" w:sz="4"/>
+            </w:tcBorders>
+            <w:shd w:fill="E8E8E8" w:val="clear"/>
+          </w:tcPr>
+          <w:p>
+            <w:r>
+              <w:rPr>
+                <w:b w:val="0"/>
+              </w:rPr>
+              <w:t>corrective and preventive action</w:t>
+            </w:r>
+          </w:p>
+        </w:tc>
+      </w:tr>
+      <w:tr>
+        <w:tc>
+          <w:tcPr>
+            <w:tcW w:type="pct" w:w="22%"/>
+            <w:tcBorders>
+              <w:top w:val="single" w:color="999999" w:sz="4"/>
+              <w:left w:val="single" w:color="999999" w:sz="4"/>
+              <w:bottom w:val="single" w:color="999999" w:sz="4"/>
+              <w:right w:val="single" w:color="999999" w:sz="4"/>
+            </w:tcBorders>
+            <w:shd w:fill="E8E8E8" w:val="clear"/>
+          </w:tcPr>
+          <w:p>
+            <w:r>
+              <w:rPr>
+                <w:b w:val="0"/>
+              </w:rPr>
+              <w:t>LASA</w:t>
+            </w:r>
+          </w:p>
+        </w:tc>
+        <w:tc>
+          <w:tcPr>
+            <w:tcW w:type="pct" w:w="22%"/>
+            <w:tcBorders>
+              <w:top w:val="single" w:color="999999" w:sz="4"/>
+              <w:left w:val="single" w:color="999999" w:sz="4"/>
+              <w:bottom w:val="single" w:color="999999" w:sz="4"/>
+              <w:right w:val="single" w:color="999999" w:sz="4"/>
+            </w:tcBorders>
+            <w:shd w:fill="E8E8E8" w:val="clear"/>
+          </w:tcPr>
+          <w:p>
+            <w:r>
+              <w:rPr>
+                <w:b w:val="0"/>
+              </w:rPr>
+              <w:t>look-alike sound-alike</w:t>
+            </w:r>
+          </w:p>
+        </w:tc>
+      </w:tr>
+      <w:tr>
+        <w:tc>
+          <w:tcPr>
+            <w:tcW w:type="pct" w:w="22%"/>
+            <w:tcBorders>
+              <w:top w:val="single" w:color="999999" w:sz="4"/>
+              <w:left w:val="single" w:color="999999" w:sz="4"/>
+              <w:bottom w:val="single" w:color="999999" w:sz="4"/>
+              <w:right w:val="single" w:color="999999" w:sz="4"/>
+            </w:tcBorders>
+            <w:shd w:fill="E8E8E8" w:val="clear"/>
+          </w:tcPr>
+          <w:p>
+            <w:r>
+              <w:rPr>
+                <w:b w:val="0"/>
+              </w:rPr>
+              <w:t>MOM</w:t>
+            </w:r>
+          </w:p>
+        </w:tc>
+        <w:tc>
+          <w:tcPr>
+            <w:tcW w:type="pct" w:w="22%"/>
+            <w:tcBorders>
+              <w:top w:val="single" w:color="999999" w:sz="4"/>
+              <w:left w:val="single" w:color="999999" w:sz="4"/>
+              <w:bottom w:val="single" w:color="999999" w:sz="4"/>
+              <w:right w:val="single" w:color="999999" w:sz="4"/>
+            </w:tcBorders>
+            <w:shd w:fill="E8E8E8" w:val="clear"/>
+          </w:tcPr>
+          <w:p>
+            <w:r>
+              <w:rPr>
+                <w:b w:val="0"/>
+              </w:rPr>
+              <w:t>Management of Medication (NABH SHCO chapter 7)</w:t>
+            </w:r>
+          </w:p>
+        </w:tc>
+      </w:tr>
+      <w:tr>
+        <w:tc>
+          <w:tcPr>
+            <w:tcW w:type="pct" w:w="22%"/>
+            <w:tcBorders>
+              <w:top w:val="single" w:color="999999" w:sz="4"/>
+              <w:left w:val="single" w:color="999999" w:sz="4"/>
+              <w:bottom w:val="single" w:color="999999" w:sz="4"/>
+              <w:right w:val="single" w:color="999999" w:sz="4"/>
+            </w:tcBorders>
+            <w:shd w:fill="E8E8E8" w:val="clear"/>
+          </w:tcPr>
+          <w:p>
+            <w:r>
+              <w:rPr>
+                <w:b w:val="0"/>
+              </w:rPr>
+              <w:t>NABH</w:t>
+            </w:r>
+          </w:p>
+        </w:tc>
+        <w:tc>
+          <w:tcPr>
+            <w:tcW w:type="pct" w:w="22%"/>
+            <w:tcBorders>
+              <w:top w:val="single" w:color="999999" w:sz="4"/>
+              <w:left w:val="single" w:color="999999" w:sz="4"/>
+              <w:bottom w:val="single" w:color="999999" w:sz="4"/>
+              <w:right w:val="single" w:color="999999" w:sz="4"/>
+            </w:tcBorders>
+            <w:shd w:fill="E8E8E8" w:val="clear"/>
+          </w:tcPr>
+          <w:p>
+            <w:r>
+              <w:rPr>
+                <w:b w:val="0"/>
+              </w:rPr>
+              <w:t>National Accreditation Board for Hospitals and Healthcare Providers</w:t>
+            </w:r>
+          </w:p>
+        </w:tc>
+      </w:tr>
+      <w:tr>
+        <w:tc>
+          <w:tcPr>
+            <w:tcW w:type="pct" w:w="22%"/>
+            <w:tcBorders>
+              <w:top w:val="single" w:color="999999" w:sz="4"/>
+              <w:left w:val="single" w:color="999999" w:sz="4"/>
+              <w:bottom w:val="single" w:color="999999" w:sz="4"/>
+              <w:right w:val="single" w:color="999999" w:sz="4"/>
+            </w:tcBorders>
+            <w:shd w:fill="E8E8E8" w:val="clear"/>
+          </w:tcPr>
+          <w:p>
+            <w:r>
+              <w:rPr>
+                <w:b w:val="0"/>
+              </w:rPr>
+              <w:t>OE</w:t>
+            </w:r>
+          </w:p>
+        </w:tc>
+        <w:tc>
+          <w:tcPr>
+            <w:tcW w:type="pct" w:w="22%"/>
+            <w:tcBorders>
+              <w:top w:val="single" w:color="999999" w:sz="4"/>
+              <w:left w:val="single" w:color="999999" w:sz="4"/>
+              <w:bottom w:val="single" w:color="999999" w:sz="4"/>
+              <w:right w:val="single" w:color="999999" w:sz="4"/>
+            </w:tcBorders>
+            <w:shd w:fill="E8E8E8" w:val="clear"/>
+          </w:tcPr>
+          <w:p>
+            <w:r>
+              <w:rPr>
+                <w:b w:val="0"/>
+              </w:rPr>
+              <w:t>objective element</w:t>
+            </w:r>
+          </w:p>
+        </w:tc>
+      </w:tr>
+      <w:tr>
+        <w:tc>
+          <w:tcPr>
+            <w:tcW w:type="pct" w:w="22%"/>
+            <w:tcBorders>
+              <w:top w:val="single" w:color="999999" w:sz="4"/>
+              <w:left w:val="single" w:color="999999" w:sz="4"/>
+              <w:bottom w:val="single" w:color="999999" w:sz="4"/>
+              <w:right w:val="single" w:color="999999" w:sz="4"/>
+            </w:tcBorders>
+            <w:shd w:fill="E8E8E8" w:val="clear"/>
+          </w:tcPr>
+          <w:p>
+            <w:r>
+              <w:rPr>
+                <w:b w:val="0"/>
+              </w:rPr>
+              <w:t>PSQ</w:t>
+            </w:r>
+          </w:p>
+        </w:tc>
+        <w:tc>
+          <w:tcPr>
+            <w:tcW w:type="pct" w:w="22%"/>
+            <w:tcBorders>
+              <w:top w:val="single" w:color="999999" w:sz="4"/>
+              <w:left w:val="single" w:color="999999" w:sz="4"/>
+              <w:bottom w:val="single" w:color="999999" w:sz="4"/>
+              <w:right w:val="single" w:color="999999" w:sz="4"/>
+            </w:tcBorders>
+            <w:shd w:fill="E8E8E8" w:val="clear"/>
+          </w:tcPr>
+          <w:p>
+            <w:r>
+              <w:rPr>
+                <w:b w:val="0"/>
+              </w:rPr>
+              <w:t>Patient Safety and Quality Improvement (NABH SHCO chapter 3)</w:t>
+            </w:r>
+          </w:p>
+        </w:tc>
+      </w:tr>
+      <w:tr>
+        <w:tc>
+          <w:tcPr>
+            <w:tcW w:type="pct" w:w="22%"/>
+            <w:tcBorders>
+              <w:top w:val="single" w:color="999999" w:sz="4"/>
+              <w:left w:val="single" w:color="999999" w:sz="4"/>
+              <w:bottom w:val="single" w:color="999999" w:sz="4"/>
+              <w:right w:val="single" w:color="999999" w:sz="4"/>
+            </w:tcBorders>
+            <w:shd w:fill="E8E8E8" w:val="clear"/>
+          </w:tcPr>
+          <w:p>
+            <w:r>
+              <w:rPr>
+                <w:b w:val="0"/>
+              </w:rPr>
+              <w:t>SHCO</w:t>
+            </w:r>
+          </w:p>
+        </w:tc>
+        <w:tc>
+          <w:tcPr>
+            <w:tcW w:type="pct" w:w="22%"/>
+            <w:tcBorders>
+              <w:top w:val="single" w:color="999999" w:sz="4"/>
+              <w:left w:val="single" w:color="999999" w:sz="4"/>
+              <w:bottom w:val="single" w:color="999999" w:sz="4"/>
+              <w:right w:val="single" w:color="999999" w:sz="4"/>
+            </w:tcBorders>
+            <w:shd w:fill="E8E8E8" w:val="clear"/>
+          </w:tcPr>
+          <w:p>
+            <w:r>
+              <w:rPr>
+                <w:b w:val="0"/>
+              </w:rPr>
+              <w:t>Standards for Small Healthcare Organisations</w:t>
+            </w:r>
+          </w:p>
+        </w:tc>
+      </w:tr>
+      <w:tr>
+        <w:tc>
+          <w:tcPr>
+            <w:tcW w:type="pct" w:w="22%"/>
+            <w:tcBorders>
+              <w:top w:val="single" w:color="999999" w:sz="4"/>
+              <w:left w:val="single" w:color="999999" w:sz="4"/>
+              <w:bottom w:val="single" w:color="999999" w:sz="4"/>
+              <w:right w:val="single" w:color="999999" w:sz="4"/>
+            </w:tcBorders>
+            <w:shd w:fill="E8E8E8" w:val="clear"/>
+          </w:tcPr>
+          <w:p>
+            <w:r>
+              <w:rPr>
+                <w:b w:val="0"/>
+              </w:rPr>
+              <w:t>WHO</w:t>
+            </w:r>
+          </w:p>
+        </w:tc>
+        <w:tc>
+          <w:tcPr>
+            <w:tcW w:type="pct" w:w="22%"/>
+            <w:tcBorders>
+              <w:top w:val="single" w:color="999999" w:sz="4"/>
+              <w:left w:val="single" w:color="999999" w:sz="4"/>
+              <w:bottom w:val="single" w:color="999999" w:sz="4"/>
+              <w:right w:val="single" w:color="999999" w:sz="4"/>
+            </w:tcBorders>
+            <w:shd w:fill="E8E8E8" w:val="clear"/>
+          </w:tcPr>
+          <w:p>
+            <w:r>
+              <w:rPr>
+                <w:b w:val="0"/>
+              </w:rPr>
+              <w:t>World Health Organization</w:t>
+            </w:r>
+          </w:p>
+        </w:tc>
+      </w:tr>
+    </w:tbl>
     <w:p>
       <w:pPr>
         <w:pStyle w:val="Heading1"/>

--- a/policies/build/masters/MOM.3_v2_master.docx
+++ b/policies/build/masters/MOM.3_v2_master.docx
@@ -682,18 +682,6 @@
     </w:p>
     <w:p>
       <w:pPr>
-        <w:spacing w:after="140"/>
-      </w:pPr>
-      <w:r>
-        <w:rPr>
-          <w:sz w:val="22"/>
-          <w:szCs w:val="22"/>
-        </w:rPr>
-        <w:t xml:space="preserve">Words marked «like this» are defaults a small hospital can keep. A blank marked «________» has no sensible default. Fill it in before this document is signed.</w:t>
-      </w:r>
-    </w:p>
-    <w:p>
-      <w:pPr>
         <w:pStyle w:val="Heading1"/>
         <w:spacing w:after="120" w:before="280"/>
       </w:pPr>
@@ -723,69 +711,6 @@
           <w:szCs w:val="22"/>
         </w:rPr>
         <w:t xml:space="preserve">It covers MOM.3.a–h: rational prescribing guidelines; minimum prescription requirements; allergy ascertainment; clinical decision support; verbal orders; prescription audit; corrective and preventive action; and medication reconciliation at transition points.</w:t>
-      </w:r>
-    </w:p>
-    <w:p>
-      <w:pPr>
-        <w:spacing w:after="140"/>
-      </w:pPr>
-      <w:r>
-        <w:rPr>
-          <w:sz w:val="22"/>
-          <w:szCs w:val="22"/>
-        </w:rPr>
-        <w:t xml:space="preserve">Boundaries with other policies of «Hospital Name»:</w:t>
-      </w:r>
-    </w:p>
-    <w:p>
-      <w:pPr>
-        <w:pStyle w:val="ListParagraph"/>
-        <w:numPr>
-          <w:ilvl w:val="0"/>
-          <w:numId w:val="1"/>
-        </w:numPr>
-        <w:spacing w:after="60"/>
-      </w:pPr>
-      <w:r>
-        <w:rPr>
-          <w:sz w:val="22"/>
-          <w:szCs w:val="22"/>
-        </w:rPr>
-        <w:t xml:space="preserve">MOM.1 owns the formulary. MOM.4 owns uniform order writing. MOM.5 owns dispensing. MOM.6 owns administration.</w:t>
-      </w:r>
-    </w:p>
-    <w:p>
-      <w:pPr>
-        <w:pStyle w:val="ListParagraph"/>
-        <w:numPr>
-          <w:ilvl w:val="0"/>
-          <w:numId w:val="1"/>
-        </w:numPr>
-        <w:spacing w:after="60"/>
-      </w:pPr>
-      <w:r>
-        <w:rPr>
-          <w:sz w:val="22"/>
-          <w:szCs w:val="22"/>
-        </w:rPr>
-        <w:t xml:space="preserve">MOM.7 owns monitoring after administration, near-miss and adverse-drug-reaction reporting. Audit findings under MOM.3.f–g that relate to adverse events feed into MOM.7.</w:t>
-      </w:r>
-    </w:p>
-    <w:p>
-      <w:pPr>
-        <w:pStyle w:val="ListParagraph"/>
-        <w:numPr>
-          <w:ilvl w:val="0"/>
-          <w:numId w:val="1"/>
-        </w:numPr>
-        <w:spacing w:after="60"/>
-      </w:pPr>
-      <w:r>
-        <w:rPr>
-          <w:sz w:val="22"/>
-          <w:szCs w:val="22"/>
-        </w:rPr>
-        <w:t xml:space="preserve">PSQ.5 owns the general incident reporting system; medication-related audit findings cross-reference PSQ.5 where applicable.</w:t>
       </w:r>
     </w:p>
     <w:p>

--- a/policies/build/masters/MOM.3_v2_master.docx
+++ b/policies/build/masters/MOM.3_v2_master.docx
@@ -2396,6 +2396,532 @@
         <w:t xml:space="preserve">The Nursing Superintendent holds signed acknowledgements with the induction record.</w:t>
       </w:r>
     </w:p>
+    <w:p>
+      <w:pPr>
+        <w:pStyle w:val="Heading1"/>
+        <w:spacing w:after="120" w:before="280"/>
+      </w:pPr>
+      <w:r>
+        <w:t>9. Distribution</w:t>
+      </w:r>
+    </w:p>
+    <w:p>
+      <w:pPr>
+        <w:spacing w:after="140"/>
+      </w:pPr>
+      <w:r>
+        <w:rPr>
+          <w:sz w:val="22"/>
+          <w:szCs w:val="22"/>
+        </w:rPr>
+        <w:t xml:space="preserve">Official master copy: office of the Medical Superintendent, «Hospital Name», with the Pharmacy In-Charge and the Quality Coordinator.</w:t>
+      </w:r>
+    </w:p>
+    <w:p>
+      <w:pPr>
+        <w:spacing w:after="140"/>
+      </w:pPr>
+      <w:r>
+        <w:rPr>
+          <w:sz w:val="22"/>
+          <w:szCs w:val="22"/>
+        </w:rPr>
+        <w:t xml:space="preserve">Copies issued to: pharmacy; every in-patient ward; out-patient clinics; emergency room; nursing administration.</w:t>
+      </w:r>
+    </w:p>
+    <w:p>
+      <w:pPr>
+        <w:spacing w:after="140"/>
+      </w:pPr>
+      <w:r>
+        <w:rPr>
+          <w:sz w:val="22"/>
+          <w:szCs w:val="22"/>
+        </w:rPr>
+        <w:t xml:space="preserve">The current version is available to all staff at the «pharmacy counter policy file» and, if the hospital keeps an intranet, at «staff intranet / policies».</w:t>
+      </w:r>
+    </w:p>
+    <w:p>
+      <w:pPr>
+        <w:spacing w:after="140"/>
+      </w:pPr>
+      <w:r>
+        <w:rPr>
+          <w:sz w:val="22"/>
+          <w:szCs w:val="22"/>
+        </w:rPr>
+        <w:t xml:space="preserve">When a new version is issued, take old copies out of use.</w:t>
+      </w:r>
+    </w:p>
+    <w:p>
+      <w:pPr>
+        <w:pStyle w:val="Heading1"/>
+        <w:spacing w:after="120" w:before="280"/>
+      </w:pPr>
+      <w:r>
+        <w:t>10. Abbreviations</w:t>
+      </w:r>
+    </w:p>
+    <w:tbl>
+      <w:tblPr>
+        <w:tblW w:type="pct" w:w="100%"/>
+        <w:tblBorders>
+          <w:top w:val="single" w:color="auto" w:sz="4"/>
+          <w:left w:val="single" w:color="auto" w:sz="4"/>
+          <w:bottom w:val="single" w:color="auto" w:sz="4"/>
+          <w:right w:val="single" w:color="auto" w:sz="4"/>
+          <w:insideH w:val="single" w:color="auto" w:sz="4"/>
+          <w:insideV w:val="single" w:color="auto" w:sz="4"/>
+        </w:tblBorders>
+      </w:tblPr>
+      <w:tblGrid>
+        <w:gridCol w:w="100"/>
+        <w:gridCol w:w="100"/>
+      </w:tblGrid>
+      <w:tr>
+        <w:tc>
+          <w:tcPr>
+            <w:tcW w:type="pct" w:w="22%"/>
+            <w:tcBorders>
+              <w:top w:val="single" w:color="999999" w:sz="4"/>
+              <w:left w:val="single" w:color="999999" w:sz="4"/>
+              <w:bottom w:val="single" w:color="999999" w:sz="4"/>
+              <w:right w:val="single" w:color="999999" w:sz="4"/>
+            </w:tcBorders>
+            <w:shd w:fill="E8E8E8" w:val="clear"/>
+          </w:tcPr>
+          <w:p>
+            <w:r>
+              <w:rPr>
+                <w:b/>
+              </w:rPr>
+              <w:t>Abbreviation</w:t>
+            </w:r>
+          </w:p>
+        </w:tc>
+        <w:tc>
+          <w:tcPr>
+            <w:tcW w:type="pct" w:w="22%"/>
+            <w:tcBorders>
+              <w:top w:val="single" w:color="999999" w:sz="4"/>
+              <w:left w:val="single" w:color="999999" w:sz="4"/>
+              <w:bottom w:val="single" w:color="999999" w:sz="4"/>
+              <w:right w:val="single" w:color="999999" w:sz="4"/>
+            </w:tcBorders>
+            <w:shd w:fill="E8E8E8" w:val="clear"/>
+          </w:tcPr>
+          <w:p>
+            <w:r>
+              <w:rPr>
+                <w:b/>
+              </w:rPr>
+              <w:t>Meaning</w:t>
+            </w:r>
+          </w:p>
+        </w:tc>
+      </w:tr>
+      <w:tr>
+        <w:tc>
+          <w:tcPr>
+            <w:tcW w:type="pct" w:w="22%"/>
+            <w:tcBorders>
+              <w:top w:val="single" w:color="999999" w:sz="4"/>
+              <w:left w:val="single" w:color="999999" w:sz="4"/>
+              <w:bottom w:val="single" w:color="999999" w:sz="4"/>
+              <w:right w:val="single" w:color="999999" w:sz="4"/>
+            </w:tcBorders>
+            <w:shd w:fill="E8E8E8" w:val="clear"/>
+          </w:tcPr>
+          <w:p>
+            <w:r>
+              <w:rPr>
+                <w:b w:val="0"/>
+              </w:rPr>
+              <w:t>AAC</w:t>
+            </w:r>
+          </w:p>
+        </w:tc>
+        <w:tc>
+          <w:tcPr>
+            <w:tcW w:type="pct" w:w="22%"/>
+            <w:tcBorders>
+              <w:top w:val="single" w:color="999999" w:sz="4"/>
+              <w:left w:val="single" w:color="999999" w:sz="4"/>
+              <w:bottom w:val="single" w:color="999999" w:sz="4"/>
+              <w:right w:val="single" w:color="999999" w:sz="4"/>
+            </w:tcBorders>
+            <w:shd w:fill="E8E8E8" w:val="clear"/>
+          </w:tcPr>
+          <w:p>
+            <w:r>
+              <w:rPr>
+                <w:b w:val="0"/>
+              </w:rPr>
+              <w:t>Access, Assessment and Continuity of Care (NABH SHCO chapter 5)</w:t>
+            </w:r>
+          </w:p>
+        </w:tc>
+      </w:tr>
+      <w:tr>
+        <w:tc>
+          <w:tcPr>
+            <w:tcW w:type="pct" w:w="22%"/>
+            <w:tcBorders>
+              <w:top w:val="single" w:color="999999" w:sz="4"/>
+              <w:left w:val="single" w:color="999999" w:sz="4"/>
+              <w:bottom w:val="single" w:color="999999" w:sz="4"/>
+              <w:right w:val="single" w:color="999999" w:sz="4"/>
+            </w:tcBorders>
+            <w:shd w:fill="E8E8E8" w:val="clear"/>
+          </w:tcPr>
+          <w:p>
+            <w:r>
+              <w:rPr>
+                <w:b w:val="0"/>
+              </w:rPr>
+              <w:t>CAPA</w:t>
+            </w:r>
+          </w:p>
+        </w:tc>
+        <w:tc>
+          <w:tcPr>
+            <w:tcW w:type="pct" w:w="22%"/>
+            <w:tcBorders>
+              <w:top w:val="single" w:color="999999" w:sz="4"/>
+              <w:left w:val="single" w:color="999999" w:sz="4"/>
+              <w:bottom w:val="single" w:color="999999" w:sz="4"/>
+              <w:right w:val="single" w:color="999999" w:sz="4"/>
+            </w:tcBorders>
+            <w:shd w:fill="E8E8E8" w:val="clear"/>
+          </w:tcPr>
+          <w:p>
+            <w:r>
+              <w:rPr>
+                <w:b w:val="0"/>
+              </w:rPr>
+              <w:t>corrective and preventive action</w:t>
+            </w:r>
+          </w:p>
+        </w:tc>
+      </w:tr>
+      <w:tr>
+        <w:tc>
+          <w:tcPr>
+            <w:tcW w:type="pct" w:w="22%"/>
+            <w:tcBorders>
+              <w:top w:val="single" w:color="999999" w:sz="4"/>
+              <w:left w:val="single" w:color="999999" w:sz="4"/>
+              <w:bottom w:val="single" w:color="999999" w:sz="4"/>
+              <w:right w:val="single" w:color="999999" w:sz="4"/>
+            </w:tcBorders>
+            <w:shd w:fill="E8E8E8" w:val="clear"/>
+          </w:tcPr>
+          <w:p>
+            <w:r>
+              <w:rPr>
+                <w:b w:val="0"/>
+              </w:rPr>
+              <w:t>LASA</w:t>
+            </w:r>
+          </w:p>
+        </w:tc>
+        <w:tc>
+          <w:tcPr>
+            <w:tcW w:type="pct" w:w="22%"/>
+            <w:tcBorders>
+              <w:top w:val="single" w:color="999999" w:sz="4"/>
+              <w:left w:val="single" w:color="999999" w:sz="4"/>
+              <w:bottom w:val="single" w:color="999999" w:sz="4"/>
+              <w:right w:val="single" w:color="999999" w:sz="4"/>
+            </w:tcBorders>
+            <w:shd w:fill="E8E8E8" w:val="clear"/>
+          </w:tcPr>
+          <w:p>
+            <w:r>
+              <w:rPr>
+                <w:b w:val="0"/>
+              </w:rPr>
+              <w:t>look-alike sound-alike</w:t>
+            </w:r>
+          </w:p>
+        </w:tc>
+      </w:tr>
+      <w:tr>
+        <w:tc>
+          <w:tcPr>
+            <w:tcW w:type="pct" w:w="22%"/>
+            <w:tcBorders>
+              <w:top w:val="single" w:color="999999" w:sz="4"/>
+              <w:left w:val="single" w:color="999999" w:sz="4"/>
+              <w:bottom w:val="single" w:color="999999" w:sz="4"/>
+              <w:right w:val="single" w:color="999999" w:sz="4"/>
+            </w:tcBorders>
+            <w:shd w:fill="E8E8E8" w:val="clear"/>
+          </w:tcPr>
+          <w:p>
+            <w:r>
+              <w:rPr>
+                <w:b w:val="0"/>
+              </w:rPr>
+              <w:t>MOM</w:t>
+            </w:r>
+          </w:p>
+        </w:tc>
+        <w:tc>
+          <w:tcPr>
+            <w:tcW w:type="pct" w:w="22%"/>
+            <w:tcBorders>
+              <w:top w:val="single" w:color="999999" w:sz="4"/>
+              <w:left w:val="single" w:color="999999" w:sz="4"/>
+              <w:bottom w:val="single" w:color="999999" w:sz="4"/>
+              <w:right w:val="single" w:color="999999" w:sz="4"/>
+            </w:tcBorders>
+            <w:shd w:fill="E8E8E8" w:val="clear"/>
+          </w:tcPr>
+          <w:p>
+            <w:r>
+              <w:rPr>
+                <w:b w:val="0"/>
+              </w:rPr>
+              <w:t>Management of Medication (NABH SHCO chapter 7)</w:t>
+            </w:r>
+          </w:p>
+        </w:tc>
+      </w:tr>
+      <w:tr>
+        <w:tc>
+          <w:tcPr>
+            <w:tcW w:type="pct" w:w="22%"/>
+            <w:tcBorders>
+              <w:top w:val="single" w:color="999999" w:sz="4"/>
+              <w:left w:val="single" w:color="999999" w:sz="4"/>
+              <w:bottom w:val="single" w:color="999999" w:sz="4"/>
+              <w:right w:val="single" w:color="999999" w:sz="4"/>
+            </w:tcBorders>
+            <w:shd w:fill="E8E8E8" w:val="clear"/>
+          </w:tcPr>
+          <w:p>
+            <w:r>
+              <w:rPr>
+                <w:b w:val="0"/>
+              </w:rPr>
+              <w:t>NABH</w:t>
+            </w:r>
+          </w:p>
+        </w:tc>
+        <w:tc>
+          <w:tcPr>
+            <w:tcW w:type="pct" w:w="22%"/>
+            <w:tcBorders>
+              <w:top w:val="single" w:color="999999" w:sz="4"/>
+              <w:left w:val="single" w:color="999999" w:sz="4"/>
+              <w:bottom w:val="single" w:color="999999" w:sz="4"/>
+              <w:right w:val="single" w:color="999999" w:sz="4"/>
+            </w:tcBorders>
+            <w:shd w:fill="E8E8E8" w:val="clear"/>
+          </w:tcPr>
+          <w:p>
+            <w:r>
+              <w:rPr>
+                <w:b w:val="0"/>
+              </w:rPr>
+              <w:t>National Accreditation Board for Hospitals and Healthcare Providers</w:t>
+            </w:r>
+          </w:p>
+        </w:tc>
+      </w:tr>
+      <w:tr>
+        <w:tc>
+          <w:tcPr>
+            <w:tcW w:type="pct" w:w="22%"/>
+            <w:tcBorders>
+              <w:top w:val="single" w:color="999999" w:sz="4"/>
+              <w:left w:val="single" w:color="999999" w:sz="4"/>
+              <w:bottom w:val="single" w:color="999999" w:sz="4"/>
+              <w:right w:val="single" w:color="999999" w:sz="4"/>
+            </w:tcBorders>
+            <w:shd w:fill="E8E8E8" w:val="clear"/>
+          </w:tcPr>
+          <w:p>
+            <w:r>
+              <w:rPr>
+                <w:b w:val="0"/>
+              </w:rPr>
+              <w:t>OE</w:t>
+            </w:r>
+          </w:p>
+        </w:tc>
+        <w:tc>
+          <w:tcPr>
+            <w:tcW w:type="pct" w:w="22%"/>
+            <w:tcBorders>
+              <w:top w:val="single" w:color="999999" w:sz="4"/>
+              <w:left w:val="single" w:color="999999" w:sz="4"/>
+              <w:bottom w:val="single" w:color="999999" w:sz="4"/>
+              <w:right w:val="single" w:color="999999" w:sz="4"/>
+            </w:tcBorders>
+            <w:shd w:fill="E8E8E8" w:val="clear"/>
+          </w:tcPr>
+          <w:p>
+            <w:r>
+              <w:rPr>
+                <w:b w:val="0"/>
+              </w:rPr>
+              <w:t>objective element</w:t>
+            </w:r>
+          </w:p>
+        </w:tc>
+      </w:tr>
+      <w:tr>
+        <w:tc>
+          <w:tcPr>
+            <w:tcW w:type="pct" w:w="22%"/>
+            <w:tcBorders>
+              <w:top w:val="single" w:color="999999" w:sz="4"/>
+              <w:left w:val="single" w:color="999999" w:sz="4"/>
+              <w:bottom w:val="single" w:color="999999" w:sz="4"/>
+              <w:right w:val="single" w:color="999999" w:sz="4"/>
+            </w:tcBorders>
+            <w:shd w:fill="E8E8E8" w:val="clear"/>
+          </w:tcPr>
+          <w:p>
+            <w:r>
+              <w:rPr>
+                <w:b w:val="0"/>
+              </w:rPr>
+              <w:t>PSQ</w:t>
+            </w:r>
+          </w:p>
+        </w:tc>
+        <w:tc>
+          <w:tcPr>
+            <w:tcW w:type="pct" w:w="22%"/>
+            <w:tcBorders>
+              <w:top w:val="single" w:color="999999" w:sz="4"/>
+              <w:left w:val="single" w:color="999999" w:sz="4"/>
+              <w:bottom w:val="single" w:color="999999" w:sz="4"/>
+              <w:right w:val="single" w:color="999999" w:sz="4"/>
+            </w:tcBorders>
+            <w:shd w:fill="E8E8E8" w:val="clear"/>
+          </w:tcPr>
+          <w:p>
+            <w:r>
+              <w:rPr>
+                <w:b w:val="0"/>
+              </w:rPr>
+              <w:t>Patient Safety and Quality Improvement (NABH SHCO chapter 3)</w:t>
+            </w:r>
+          </w:p>
+        </w:tc>
+      </w:tr>
+      <w:tr>
+        <w:tc>
+          <w:tcPr>
+            <w:tcW w:type="pct" w:w="22%"/>
+            <w:tcBorders>
+              <w:top w:val="single" w:color="999999" w:sz="4"/>
+              <w:left w:val="single" w:color="999999" w:sz="4"/>
+              <w:bottom w:val="single" w:color="999999" w:sz="4"/>
+              <w:right w:val="single" w:color="999999" w:sz="4"/>
+            </w:tcBorders>
+            <w:shd w:fill="E8E8E8" w:val="clear"/>
+          </w:tcPr>
+          <w:p>
+            <w:r>
+              <w:rPr>
+                <w:b w:val="0"/>
+              </w:rPr>
+              <w:t>SHCO</w:t>
+            </w:r>
+          </w:p>
+        </w:tc>
+        <w:tc>
+          <w:tcPr>
+            <w:tcW w:type="pct" w:w="22%"/>
+            <w:tcBorders>
+              <w:top w:val="single" w:color="999999" w:sz="4"/>
+              <w:left w:val="single" w:color="999999" w:sz="4"/>
+              <w:bottom w:val="single" w:color="999999" w:sz="4"/>
+              <w:right w:val="single" w:color="999999" w:sz="4"/>
+            </w:tcBorders>
+            <w:shd w:fill="E8E8E8" w:val="clear"/>
+          </w:tcPr>
+          <w:p>
+            <w:r>
+              <w:rPr>
+                <w:b w:val="0"/>
+              </w:rPr>
+              <w:t>Standards for Small Healthcare Organisations</w:t>
+            </w:r>
+          </w:p>
+        </w:tc>
+      </w:tr>
+      <w:tr>
+        <w:tc>
+          <w:tcPr>
+            <w:tcW w:type="pct" w:w="22%"/>
+            <w:tcBorders>
+              <w:top w:val="single" w:color="999999" w:sz="4"/>
+              <w:left w:val="single" w:color="999999" w:sz="4"/>
+              <w:bottom w:val="single" w:color="999999" w:sz="4"/>
+              <w:right w:val="single" w:color="999999" w:sz="4"/>
+            </w:tcBorders>
+            <w:shd w:fill="E8E8E8" w:val="clear"/>
+          </w:tcPr>
+          <w:p>
+            <w:r>
+              <w:rPr>
+                <w:b w:val="0"/>
+              </w:rPr>
+              <w:t>WHO</w:t>
+            </w:r>
+          </w:p>
+        </w:tc>
+        <w:tc>
+          <w:tcPr>
+            <w:tcW w:type="pct" w:w="22%"/>
+            <w:tcBorders>
+              <w:top w:val="single" w:color="999999" w:sz="4"/>
+              <w:left w:val="single" w:color="999999" w:sz="4"/>
+              <w:bottom w:val="single" w:color="999999" w:sz="4"/>
+              <w:right w:val="single" w:color="999999" w:sz="4"/>
+            </w:tcBorders>
+            <w:shd w:fill="E8E8E8" w:val="clear"/>
+          </w:tcPr>
+          <w:p>
+            <w:r>
+              <w:rPr>
+                <w:b w:val="0"/>
+              </w:rPr>
+              <w:t>World Health Organization</w:t>
+            </w:r>
+          </w:p>
+        </w:tc>
+      </w:tr>
+    </w:tbl>
+    <w:p>
+      <w:pPr>
+        <w:pStyle w:val="Heading1"/>
+        <w:spacing w:after="120" w:before="280"/>
+      </w:pPr>
+      <w:r>
+        <w:t>11. Traceability to NABH SHCO 3rd Edition MOM.3</w:t>
+      </w:r>
+    </w:p>
+    <w:p>
+      <w:pPr>
+        <w:spacing w:after="120"/>
+      </w:pPr>
+      <w:r>
+        <w:rPr>
+          <w:i/>
+          <w:iCs/>
+          <w:sz w:val="20"/>
+          <w:szCs w:val="20"/>
+        </w:rPr>
+        <w:t xml:space="preserve">This table is an index. It is not how the policy is organised.</w:t>
+      </w:r>
+    </w:p>
     <w:tbl>
       <w:tblPr>
         <w:tblW w:type="pct" w:w="100%"/>
@@ -3378,532 +3904,6 @@
         </w:tc>
       </w:tr>
     </w:tbl>
-    <w:p>
-      <w:pPr>
-        <w:pStyle w:val="Heading1"/>
-        <w:spacing w:after="120" w:before="280"/>
-      </w:pPr>
-      <w:r>
-        <w:t>9. Distribution</w:t>
-      </w:r>
-    </w:p>
-    <w:p>
-      <w:pPr>
-        <w:spacing w:after="140"/>
-      </w:pPr>
-      <w:r>
-        <w:rPr>
-          <w:sz w:val="22"/>
-          <w:szCs w:val="22"/>
-        </w:rPr>
-        <w:t xml:space="preserve">Official master copy: office of the Medical Superintendent, «Hospital Name», with the Pharmacy In-Charge and the Quality Coordinator.</w:t>
-      </w:r>
-    </w:p>
-    <w:p>
-      <w:pPr>
-        <w:spacing w:after="140"/>
-      </w:pPr>
-      <w:r>
-        <w:rPr>
-          <w:sz w:val="22"/>
-          <w:szCs w:val="22"/>
-        </w:rPr>
-        <w:t xml:space="preserve">Copies issued to: pharmacy; every in-patient ward; out-patient clinics; emergency room; nursing administration.</w:t>
-      </w:r>
-    </w:p>
-    <w:p>
-      <w:pPr>
-        <w:spacing w:after="140"/>
-      </w:pPr>
-      <w:r>
-        <w:rPr>
-          <w:sz w:val="22"/>
-          <w:szCs w:val="22"/>
-        </w:rPr>
-        <w:t xml:space="preserve">The current version is available to all staff at the «pharmacy counter policy file» and, if the hospital keeps an intranet, at «staff intranet / policies».</w:t>
-      </w:r>
-    </w:p>
-    <w:p>
-      <w:pPr>
-        <w:spacing w:after="140"/>
-      </w:pPr>
-      <w:r>
-        <w:rPr>
-          <w:sz w:val="22"/>
-          <w:szCs w:val="22"/>
-        </w:rPr>
-        <w:t xml:space="preserve">When a new version is issued, take old copies out of use.</w:t>
-      </w:r>
-    </w:p>
-    <w:p>
-      <w:pPr>
-        <w:pStyle w:val="Heading1"/>
-        <w:spacing w:after="120" w:before="280"/>
-      </w:pPr>
-      <w:r>
-        <w:t>10. Abbreviations</w:t>
-      </w:r>
-    </w:p>
-    <w:tbl>
-      <w:tblPr>
-        <w:tblW w:type="pct" w:w="100%"/>
-        <w:tblBorders>
-          <w:top w:val="single" w:color="auto" w:sz="4"/>
-          <w:left w:val="single" w:color="auto" w:sz="4"/>
-          <w:bottom w:val="single" w:color="auto" w:sz="4"/>
-          <w:right w:val="single" w:color="auto" w:sz="4"/>
-          <w:insideH w:val="single" w:color="auto" w:sz="4"/>
-          <w:insideV w:val="single" w:color="auto" w:sz="4"/>
-        </w:tblBorders>
-      </w:tblPr>
-      <w:tblGrid>
-        <w:gridCol w:w="100"/>
-        <w:gridCol w:w="100"/>
-      </w:tblGrid>
-      <w:tr>
-        <w:tc>
-          <w:tcPr>
-            <w:tcW w:type="pct" w:w="22%"/>
-            <w:tcBorders>
-              <w:top w:val="single" w:color="999999" w:sz="4"/>
-              <w:left w:val="single" w:color="999999" w:sz="4"/>
-              <w:bottom w:val="single" w:color="999999" w:sz="4"/>
-              <w:right w:val="single" w:color="999999" w:sz="4"/>
-            </w:tcBorders>
-            <w:shd w:fill="E8E8E8" w:val="clear"/>
-          </w:tcPr>
-          <w:p>
-            <w:r>
-              <w:rPr>
-                <w:b/>
-              </w:rPr>
-              <w:t>Abbreviation</w:t>
-            </w:r>
-          </w:p>
-        </w:tc>
-        <w:tc>
-          <w:tcPr>
-            <w:tcW w:type="pct" w:w="22%"/>
-            <w:tcBorders>
-              <w:top w:val="single" w:color="999999" w:sz="4"/>
-              <w:left w:val="single" w:color="999999" w:sz="4"/>
-              <w:bottom w:val="single" w:color="999999" w:sz="4"/>
-              <w:right w:val="single" w:color="999999" w:sz="4"/>
-            </w:tcBorders>
-            <w:shd w:fill="E8E8E8" w:val="clear"/>
-          </w:tcPr>
-          <w:p>
-            <w:r>
-              <w:rPr>
-                <w:b/>
-              </w:rPr>
-              <w:t>Meaning</w:t>
-            </w:r>
-          </w:p>
-        </w:tc>
-      </w:tr>
-      <w:tr>
-        <w:tc>
-          <w:tcPr>
-            <w:tcW w:type="pct" w:w="22%"/>
-            <w:tcBorders>
-              <w:top w:val="single" w:color="999999" w:sz="4"/>
-              <w:left w:val="single" w:color="999999" w:sz="4"/>
-              <w:bottom w:val="single" w:color="999999" w:sz="4"/>
-              <w:right w:val="single" w:color="999999" w:sz="4"/>
-            </w:tcBorders>
-            <w:shd w:fill="E8E8E8" w:val="clear"/>
-          </w:tcPr>
-          <w:p>
-            <w:r>
-              <w:rPr>
-                <w:b w:val="0"/>
-              </w:rPr>
-              <w:t>AAC</w:t>
-            </w:r>
-          </w:p>
-        </w:tc>
-        <w:tc>
-          <w:tcPr>
-            <w:tcW w:type="pct" w:w="22%"/>
-            <w:tcBorders>
-              <w:top w:val="single" w:color="999999" w:sz="4"/>
-              <w:left w:val="single" w:color="999999" w:sz="4"/>
-              <w:bottom w:val="single" w:color="999999" w:sz="4"/>
-              <w:right w:val="single" w:color="999999" w:sz="4"/>
-            </w:tcBorders>
-            <w:shd w:fill="E8E8E8" w:val="clear"/>
-          </w:tcPr>
-          <w:p>
-            <w:r>
-              <w:rPr>
-                <w:b w:val="0"/>
-              </w:rPr>
-              <w:t>Access, Assessment and Continuity of Care (NABH SHCO chapter 5)</w:t>
-            </w:r>
-          </w:p>
-        </w:tc>
-      </w:tr>
-      <w:tr>
-        <w:tc>
-          <w:tcPr>
-            <w:tcW w:type="pct" w:w="22%"/>
-            <w:tcBorders>
-              <w:top w:val="single" w:color="999999" w:sz="4"/>
-              <w:left w:val="single" w:color="999999" w:sz="4"/>
-              <w:bottom w:val="single" w:color="999999" w:sz="4"/>
-              <w:right w:val="single" w:color="999999" w:sz="4"/>
-            </w:tcBorders>
-            <w:shd w:fill="E8E8E8" w:val="clear"/>
-          </w:tcPr>
-          <w:p>
-            <w:r>
-              <w:rPr>
-                <w:b w:val="0"/>
-              </w:rPr>
-              <w:t>CAPA</w:t>
-            </w:r>
-          </w:p>
-        </w:tc>
-        <w:tc>
-          <w:tcPr>
-            <w:tcW w:type="pct" w:w="22%"/>
-            <w:tcBorders>
-              <w:top w:val="single" w:color="999999" w:sz="4"/>
-              <w:left w:val="single" w:color="999999" w:sz="4"/>
-              <w:bottom w:val="single" w:color="999999" w:sz="4"/>
-              <w:right w:val="single" w:color="999999" w:sz="4"/>
-            </w:tcBorders>
-            <w:shd w:fill="E8E8E8" w:val="clear"/>
-          </w:tcPr>
-          <w:p>
-            <w:r>
-              <w:rPr>
-                <w:b w:val="0"/>
-              </w:rPr>
-              <w:t>corrective and preventive action</w:t>
-            </w:r>
-          </w:p>
-        </w:tc>
-      </w:tr>
-      <w:tr>
-        <w:tc>
-          <w:tcPr>
-            <w:tcW w:type="pct" w:w="22%"/>
-            <w:tcBorders>
-              <w:top w:val="single" w:color="999999" w:sz="4"/>
-              <w:left w:val="single" w:color="999999" w:sz="4"/>
-              <w:bottom w:val="single" w:color="999999" w:sz="4"/>
-              <w:right w:val="single" w:color="999999" w:sz="4"/>
-            </w:tcBorders>
-            <w:shd w:fill="E8E8E8" w:val="clear"/>
-          </w:tcPr>
-          <w:p>
-            <w:r>
-              <w:rPr>
-                <w:b w:val="0"/>
-              </w:rPr>
-              <w:t>LASA</w:t>
-            </w:r>
-          </w:p>
-        </w:tc>
-        <w:tc>
-          <w:tcPr>
-            <w:tcW w:type="pct" w:w="22%"/>
-            <w:tcBorders>
-              <w:top w:val="single" w:color="999999" w:sz="4"/>
-              <w:left w:val="single" w:color="999999" w:sz="4"/>
-              <w:bottom w:val="single" w:color="999999" w:sz="4"/>
-              <w:right w:val="single" w:color="999999" w:sz="4"/>
-            </w:tcBorders>
-            <w:shd w:fill="E8E8E8" w:val="clear"/>
-          </w:tcPr>
-          <w:p>
-            <w:r>
-              <w:rPr>
-                <w:b w:val="0"/>
-              </w:rPr>
-              <w:t>look-alike sound-alike</w:t>
-            </w:r>
-          </w:p>
-        </w:tc>
-      </w:tr>
-      <w:tr>
-        <w:tc>
-          <w:tcPr>
-            <w:tcW w:type="pct" w:w="22%"/>
-            <w:tcBorders>
-              <w:top w:val="single" w:color="999999" w:sz="4"/>
-              <w:left w:val="single" w:color="999999" w:sz="4"/>
-              <w:bottom w:val="single" w:color="999999" w:sz="4"/>
-              <w:right w:val="single" w:color="999999" w:sz="4"/>
-            </w:tcBorders>
-            <w:shd w:fill="E8E8E8" w:val="clear"/>
-          </w:tcPr>
-          <w:p>
-            <w:r>
-              <w:rPr>
-                <w:b w:val="0"/>
-              </w:rPr>
-              <w:t>MOM</w:t>
-            </w:r>
-          </w:p>
-        </w:tc>
-        <w:tc>
-          <w:tcPr>
-            <w:tcW w:type="pct" w:w="22%"/>
-            <w:tcBorders>
-              <w:top w:val="single" w:color="999999" w:sz="4"/>
-              <w:left w:val="single" w:color="999999" w:sz="4"/>
-              <w:bottom w:val="single" w:color="999999" w:sz="4"/>
-              <w:right w:val="single" w:color="999999" w:sz="4"/>
-            </w:tcBorders>
-            <w:shd w:fill="E8E8E8" w:val="clear"/>
-          </w:tcPr>
-          <w:p>
-            <w:r>
-              <w:rPr>
-                <w:b w:val="0"/>
-              </w:rPr>
-              <w:t>Management of Medication (NABH SHCO chapter 7)</w:t>
-            </w:r>
-          </w:p>
-        </w:tc>
-      </w:tr>
-      <w:tr>
-        <w:tc>
-          <w:tcPr>
-            <w:tcW w:type="pct" w:w="22%"/>
-            <w:tcBorders>
-              <w:top w:val="single" w:color="999999" w:sz="4"/>
-              <w:left w:val="single" w:color="999999" w:sz="4"/>
-              <w:bottom w:val="single" w:color="999999" w:sz="4"/>
-              <w:right w:val="single" w:color="999999" w:sz="4"/>
-            </w:tcBorders>
-            <w:shd w:fill="E8E8E8" w:val="clear"/>
-          </w:tcPr>
-          <w:p>
-            <w:r>
-              <w:rPr>
-                <w:b w:val="0"/>
-              </w:rPr>
-              <w:t>NABH</w:t>
-            </w:r>
-          </w:p>
-        </w:tc>
-        <w:tc>
-          <w:tcPr>
-            <w:tcW w:type="pct" w:w="22%"/>
-            <w:tcBorders>
-              <w:top w:val="single" w:color="999999" w:sz="4"/>
-              <w:left w:val="single" w:color="999999" w:sz="4"/>
-              <w:bottom w:val="single" w:color="999999" w:sz="4"/>
-              <w:right w:val="single" w:color="999999" w:sz="4"/>
-            </w:tcBorders>
-            <w:shd w:fill="E8E8E8" w:val="clear"/>
-          </w:tcPr>
-          <w:p>
-            <w:r>
-              <w:rPr>
-                <w:b w:val="0"/>
-              </w:rPr>
-              <w:t>National Accreditation Board for Hospitals and Healthcare Providers</w:t>
-            </w:r>
-          </w:p>
-        </w:tc>
-      </w:tr>
-      <w:tr>
-        <w:tc>
-          <w:tcPr>
-            <w:tcW w:type="pct" w:w="22%"/>
-            <w:tcBorders>
-              <w:top w:val="single" w:color="999999" w:sz="4"/>
-              <w:left w:val="single" w:color="999999" w:sz="4"/>
-              <w:bottom w:val="single" w:color="999999" w:sz="4"/>
-              <w:right w:val="single" w:color="999999" w:sz="4"/>
-            </w:tcBorders>
-            <w:shd w:fill="E8E8E8" w:val="clear"/>
-          </w:tcPr>
-          <w:p>
-            <w:r>
-              <w:rPr>
-                <w:b w:val="0"/>
-              </w:rPr>
-              <w:t>OE</w:t>
-            </w:r>
-          </w:p>
-        </w:tc>
-        <w:tc>
-          <w:tcPr>
-            <w:tcW w:type="pct" w:w="22%"/>
-            <w:tcBorders>
-              <w:top w:val="single" w:color="999999" w:sz="4"/>
-              <w:left w:val="single" w:color="999999" w:sz="4"/>
-              <w:bottom w:val="single" w:color="999999" w:sz="4"/>
-              <w:right w:val="single" w:color="999999" w:sz="4"/>
-            </w:tcBorders>
-            <w:shd w:fill="E8E8E8" w:val="clear"/>
-          </w:tcPr>
-          <w:p>
-            <w:r>
-              <w:rPr>
-                <w:b w:val="0"/>
-              </w:rPr>
-              <w:t>objective element</w:t>
-            </w:r>
-          </w:p>
-        </w:tc>
-      </w:tr>
-      <w:tr>
-        <w:tc>
-          <w:tcPr>
-            <w:tcW w:type="pct" w:w="22%"/>
-            <w:tcBorders>
-              <w:top w:val="single" w:color="999999" w:sz="4"/>
-              <w:left w:val="single" w:color="999999" w:sz="4"/>
-              <w:bottom w:val="single" w:color="999999" w:sz="4"/>
-              <w:right w:val="single" w:color="999999" w:sz="4"/>
-            </w:tcBorders>
-            <w:shd w:fill="E8E8E8" w:val="clear"/>
-          </w:tcPr>
-          <w:p>
-            <w:r>
-              <w:rPr>
-                <w:b w:val="0"/>
-              </w:rPr>
-              <w:t>PSQ</w:t>
-            </w:r>
-          </w:p>
-        </w:tc>
-        <w:tc>
-          <w:tcPr>
-            <w:tcW w:type="pct" w:w="22%"/>
-            <w:tcBorders>
-              <w:top w:val="single" w:color="999999" w:sz="4"/>
-              <w:left w:val="single" w:color="999999" w:sz="4"/>
-              <w:bottom w:val="single" w:color="999999" w:sz="4"/>
-              <w:right w:val="single" w:color="999999" w:sz="4"/>
-            </w:tcBorders>
-            <w:shd w:fill="E8E8E8" w:val="clear"/>
-          </w:tcPr>
-          <w:p>
-            <w:r>
-              <w:rPr>
-                <w:b w:val="0"/>
-              </w:rPr>
-              <w:t>Patient Safety and Quality Improvement (NABH SHCO chapter 3)</w:t>
-            </w:r>
-          </w:p>
-        </w:tc>
-      </w:tr>
-      <w:tr>
-        <w:tc>
-          <w:tcPr>
-            <w:tcW w:type="pct" w:w="22%"/>
-            <w:tcBorders>
-              <w:top w:val="single" w:color="999999" w:sz="4"/>
-              <w:left w:val="single" w:color="999999" w:sz="4"/>
-              <w:bottom w:val="single" w:color="999999" w:sz="4"/>
-              <w:right w:val="single" w:color="999999" w:sz="4"/>
-            </w:tcBorders>
-            <w:shd w:fill="E8E8E8" w:val="clear"/>
-          </w:tcPr>
-          <w:p>
-            <w:r>
-              <w:rPr>
-                <w:b w:val="0"/>
-              </w:rPr>
-              <w:t>SHCO</w:t>
-            </w:r>
-          </w:p>
-        </w:tc>
-        <w:tc>
-          <w:tcPr>
-            <w:tcW w:type="pct" w:w="22%"/>
-            <w:tcBorders>
-              <w:top w:val="single" w:color="999999" w:sz="4"/>
-              <w:left w:val="single" w:color="999999" w:sz="4"/>
-              <w:bottom w:val="single" w:color="999999" w:sz="4"/>
-              <w:right w:val="single" w:color="999999" w:sz="4"/>
-            </w:tcBorders>
-            <w:shd w:fill="E8E8E8" w:val="clear"/>
-          </w:tcPr>
-          <w:p>
-            <w:r>
-              <w:rPr>
-                <w:b w:val="0"/>
-              </w:rPr>
-              <w:t>Standards for Small Healthcare Organisations</w:t>
-            </w:r>
-          </w:p>
-        </w:tc>
-      </w:tr>
-      <w:tr>
-        <w:tc>
-          <w:tcPr>
-            <w:tcW w:type="pct" w:w="22%"/>
-            <w:tcBorders>
-              <w:top w:val="single" w:color="999999" w:sz="4"/>
-              <w:left w:val="single" w:color="999999" w:sz="4"/>
-              <w:bottom w:val="single" w:color="999999" w:sz="4"/>
-              <w:right w:val="single" w:color="999999" w:sz="4"/>
-            </w:tcBorders>
-            <w:shd w:fill="E8E8E8" w:val="clear"/>
-          </w:tcPr>
-          <w:p>
-            <w:r>
-              <w:rPr>
-                <w:b w:val="0"/>
-              </w:rPr>
-              <w:t>WHO</w:t>
-            </w:r>
-          </w:p>
-        </w:tc>
-        <w:tc>
-          <w:tcPr>
-            <w:tcW w:type="pct" w:w="22%"/>
-            <w:tcBorders>
-              <w:top w:val="single" w:color="999999" w:sz="4"/>
-              <w:left w:val="single" w:color="999999" w:sz="4"/>
-              <w:bottom w:val="single" w:color="999999" w:sz="4"/>
-              <w:right w:val="single" w:color="999999" w:sz="4"/>
-            </w:tcBorders>
-            <w:shd w:fill="E8E8E8" w:val="clear"/>
-          </w:tcPr>
-          <w:p>
-            <w:r>
-              <w:rPr>
-                <w:b w:val="0"/>
-              </w:rPr>
-              <w:t>World Health Organization</w:t>
-            </w:r>
-          </w:p>
-        </w:tc>
-      </w:tr>
-    </w:tbl>
-    <w:p>
-      <w:pPr>
-        <w:pStyle w:val="Heading1"/>
-        <w:spacing w:after="120" w:before="280"/>
-      </w:pPr>
-      <w:r>
-        <w:t>11. Traceability to NABH SHCO 3rd Edition MOM.3</w:t>
-      </w:r>
-    </w:p>
-    <w:p>
-      <w:pPr>
-        <w:spacing w:after="120"/>
-      </w:pPr>
-      <w:r>
-        <w:rPr>
-          <w:i/>
-          <w:iCs/>
-          <w:sz w:val="20"/>
-          <w:szCs w:val="20"/>
-        </w:rPr>
-        <w:t xml:space="preserve">This table is an index. It is not how the policy is organised.</w:t>
-      </w:r>
-    </w:p>
     <w:p>
       <w:pPr>
         <w:pStyle w:val="Heading1"/>

--- a/policies/build/masters/MOM.3_v2_master.docx
+++ b/policies/build/masters/MOM.3_v2_master.docx
@@ -677,7 +677,7 @@
           <w:sz w:val="22"/>
           <w:szCs w:val="22"/>
         </w:rPr>
-        <w:t xml:space="preserve">It covers MOM.3.a–h.</w:t>
+        <w:t>It covers eight elements.</w:t>
       </w:r>
     </w:p>
     <w:p>
@@ -710,7 +710,7 @@
           <w:sz w:val="22"/>
           <w:szCs w:val="22"/>
         </w:rPr>
-        <w:t xml:space="preserve">It covers MOM.3.a–h: rational prescribing guidelines; minimum prescription requirements; allergy ascertainment; clinical decision support; verbal orders; prescription audit; corrective and preventive action; and medication reconciliation at transition points.</w:t>
+        <w:t>It covers eight elements: rational prescribing guidelines; minimum prescription requirements; allergy ascertainment; clinical decision support; verbal orders; prescription audit; corrective and preventive action; and medication reconciliation at transition points.</w:t>
       </w:r>
     </w:p>
     <w:p>
@@ -776,7 +776,7 @@
           <w:sz w:val="22"/>
           <w:szCs w:val="22"/>
         </w:rPr>
-        <w:t xml:space="preserve">1. Every prescription meets the minimum requirements defined in MOM.3.b before it is dispensed.</w:t>
+        <w:t>1. Every prescription meets the minimum requirements set out in this policy before it is dispensed.</w:t>
       </w:r>
     </w:p>
     <w:p>
@@ -812,7 +812,7 @@
           <w:sz w:val="22"/>
           <w:szCs w:val="22"/>
         </w:rPr>
-        <w:t xml:space="preserve">4. Off-formulary prescribing follows MOM.1.c.</w:t>
+        <w:t>4. Off-formulary prescribing follows the relevant policy.</w:t>
       </w:r>
     </w:p>
     <w:p>
@@ -1082,7 +1082,7 @@
           <w:sz w:val="22"/>
           <w:szCs w:val="22"/>
         </w:rPr>
-        <w:t xml:space="preserve">Verbal orders are documented in the same location as written orders (see MOM.4.b).</w:t>
+        <w:t>Verbal orders are documented in the same location as written orders (see the medication-orders documentation policy).</w:t>
       </w:r>
     </w:p>
     <w:p>
@@ -1172,7 +1172,7 @@
           <w:sz w:val="22"/>
           <w:szCs w:val="22"/>
         </w:rPr>
-        <w:t>Actions are tracked to closure. Root-cause analysis is required when the same prescribing defect recurs; the organisation's defined recurrence threshold applies, as documented in the hospital's Root Cause Analysis procedure. Findings that relate to adverse events also feed into MOM.7 and PSQ.5.</w:t>
+        <w:t>Actions are tracked to closure. Root-cause analysis is required when the same prescribing defect recurs; the organisation's defined recurrence threshold applies, as documented in the hospital's Root Cause Analysis procedure. Findings that relate to adverse events also feed into the medication-event-monitoring and general incident-reporting systems.</w:t>
       </w:r>
     </w:p>
     <w:p>
@@ -1217,7 +1217,7 @@
           <w:sz w:val="22"/>
           <w:szCs w:val="22"/>
         </w:rPr>
-        <w:t xml:space="preserve">At internal transfer and at discharge, reconciliation is repeated. The discharge summary (AAC.8) includes the reconciled medication list with clear instructions for the patient.</w:t>
+        <w:t>At internal transfer and at discharge, reconciliation is repeated. The discharge summary includes the reconciled medication list with clear instructions for the patient.</w:t>
       </w:r>
     </w:p>
     <w:p>

--- a/policies/build/masters/MOM.3_v2_master.docx
+++ b/policies/build/masters/MOM.3_v2_master.docx
@@ -4447,8 +4447,23 @@
           <w:sz w:val="22"/>
           <w:szCs w:val="22"/>
         </w:rPr>
-        <w:t xml:space="preserve">National Accreditation Board for Hospitals and Healthcare Providers (NABH), Standards for Small Healthcare Organisations, 3rd Edition — Management of Medication chapter, standard MOM.3.</w:t>
-      </w:r>
+      </w:r>
+      <w:r>
+        <w:rPr>
+          <w:sz w:val="22"/>
+        </w:rPr>
+        <w:t xml:space="preserve">National Accreditation Board for Hospitals &amp; Healthcare Providers. (2022). Standards for small healthcare organisations (3rd ed.) — Management of Medication chapter, standard MOM.3. </w:t>
+      </w:r>
+      <w:hyperlink r:id="rId9">
+        <w:r>
+          <w:rPr>
+            <w:rStyle w:val="Hyperlink"/>
+            <w:sz w:val="22"/>
+            <w:szCs w:val="22"/>
+          </w:rPr>
+          <w:t>https://nabh.co/programmes/small-healthcare-organisation-shco-accreditation-programme/</w:t>
+        </w:r>
+      </w:hyperlink>
     </w:p>
     <w:p>
       <w:pPr>
